--- a/docs/cursor-claude-code-ios-app-book-plus.docx
+++ b/docs/cursor-claude-code-ios-app-book-plus.docx
@@ -192,8 +192,16 @@
     <w:p>
       <w:pPr>
         <w:spacing w:after="160" w:line="312" w:lineRule="auto"/>
-      </w:pPr>
-      <w:r>
+        <w:rPr>
+          <w:b/>
+          <w:bCs/>
+        </w:rPr>
+      </w:pPr>
+      <w:r>
+        <w:rPr>
+          <w:b/>
+          <w:bCs/>
+        </w:rPr>
         <w:t>著者：吉田 顕一（Ken Yoshida）</w:t>
       </w:r>
     </w:p>
@@ -242,12 +250,6 @@
           <w:lang w:eastAsia="ja-JP"/>
         </w:rPr>
         <w:br/>
-      </w:r>
-      <w:r>
-        <w:rPr>
-          <w:lang w:eastAsia="ja-JP"/>
-        </w:rPr>
-        <w:br/>
         <w:t>前作では「作る」ことに集中しました。本作では、作ったアプリを</w:t>
       </w:r>
       <w:r>
@@ -268,12 +270,6 @@
           <w:lang w:eastAsia="ja-JP"/>
         </w:rPr>
         <w:br/>
-      </w:r>
-      <w:r>
-        <w:rPr>
-          <w:lang w:eastAsia="ja-JP"/>
-        </w:rPr>
-        <w:br/>
         <w:t>テーマは3つ。</w:t>
       </w:r>
       <w:r>
@@ -314,12 +310,6 @@
           <w:lang w:eastAsia="ja-JP"/>
         </w:rPr>
         <w:t>（ASO・SNS・コンテンツ戦略）です。</w:t>
-      </w:r>
-      <w:r>
-        <w:rPr>
-          <w:lang w:eastAsia="ja-JP"/>
-        </w:rPr>
-        <w:br/>
       </w:r>
       <w:r>
         <w:rPr>
@@ -363,6 +353,8 @@
         </w:pBdr>
         <w:spacing w:after="160"/>
         <w:rPr>
+          <w:sz w:val="16"/>
+          <w:szCs w:val="18"/>
           <w:lang w:eastAsia="ja-JP"/>
         </w:rPr>
       </w:pPr>
@@ -370,7 +362,8 @@
         <w:rPr>
           <w:b/>
           <w:color w:val="E55000"/>
-          <w:sz w:val="36"/>
+          <w:sz w:val="24"/>
+          <w:szCs w:val="18"/>
           <w:lang w:eastAsia="ja-JP"/>
         </w:rPr>
         <w:t>免責事項・著作権表示</w:t>
@@ -380,6 +373,8 @@
       <w:pPr>
         <w:spacing w:after="60" w:line="288" w:lineRule="auto"/>
         <w:rPr>
+          <w:sz w:val="20"/>
+          <w:szCs w:val="21"/>
           <w:lang w:eastAsia="ja-JP"/>
         </w:rPr>
       </w:pPr>
@@ -387,7 +382,8 @@
         <w:rPr>
           <w:b/>
           <w:color w:val="888888"/>
-          <w:sz w:val="16"/>
+          <w:sz w:val="15"/>
+          <w:szCs w:val="21"/>
           <w:lang w:eastAsia="ja-JP"/>
         </w:rPr>
         <w:t>本書に関する免責事項（Disclaimer）</w:t>
@@ -397,13 +393,16 @@
       <w:pPr>
         <w:spacing w:after="60" w:line="288" w:lineRule="auto"/>
         <w:rPr>
+          <w:sz w:val="20"/>
+          <w:szCs w:val="21"/>
           <w:lang w:eastAsia="ja-JP"/>
         </w:rPr>
       </w:pPr>
       <w:r>
         <w:rPr>
           <w:color w:val="888888"/>
-          <w:sz w:val="16"/>
+          <w:sz w:val="15"/>
+          <w:szCs w:val="21"/>
           <w:lang w:eastAsia="ja-JP"/>
         </w:rPr>
         <w:t>本書（以下「本書」）は、個人開発プロジェクト「kfit」（サンプルアプリ）の開発・収益化過程を題材にした技術解説書であり、情報提供のみを目的として作成されています。著者・吉田顕一は、以下の事項について一切の責任を負いません。</w:t>
@@ -413,13 +412,16 @@
       <w:pPr>
         <w:spacing w:after="60" w:line="288" w:lineRule="auto"/>
         <w:rPr>
+          <w:sz w:val="20"/>
+          <w:szCs w:val="21"/>
           <w:lang w:eastAsia="ja-JP"/>
         </w:rPr>
       </w:pPr>
       <w:r>
         <w:rPr>
           <w:color w:val="888888"/>
-          <w:sz w:val="16"/>
+          <w:sz w:val="15"/>
+          <w:szCs w:val="21"/>
           <w:lang w:eastAsia="ja-JP"/>
         </w:rPr>
         <w:t>本書で紹介するサービス・手法による収益は保証されません。App Store収益・Kindle出版収益は著者の実績例であり、同様の成果を保証するものではありません。各サービスの利用は、それぞれの最新の利用規約・ライセンスに従ってください。</w:t>
@@ -428,11 +430,16 @@
     <w:p>
       <w:pPr>
         <w:spacing w:after="60" w:line="288" w:lineRule="auto"/>
+        <w:rPr>
+          <w:sz w:val="20"/>
+          <w:szCs w:val="21"/>
+        </w:rPr>
       </w:pPr>
       <w:r>
         <w:rPr>
           <w:color w:val="888888"/>
-          <w:sz w:val="16"/>
+          <w:sz w:val="15"/>
+          <w:szCs w:val="21"/>
         </w:rPr>
         <w:t>本書で言及するサービス: Cursor（Anysphere, Inc.）／Claude（Anthropic, PBC）／GitHub（Microsoft Corporation）／Swift・SwiftUI・Xcode・HealthKit・StoreKit・Apple Watch・App Store（Apple Inc.）／Firebase（Google LLC）／Kindle Direct Publishing・Amazon（Amazon.com, Inc.）／X（旧Twitter）（X Corp.）／TikTok（ByteDance Ltd.）。</w:t>
       </w:r>
@@ -440,12 +447,17 @@
     <w:p>
       <w:pPr>
         <w:spacing w:after="60" w:line="288" w:lineRule="auto"/>
+        <w:rPr>
+          <w:sz w:val="20"/>
+          <w:szCs w:val="21"/>
+        </w:rPr>
       </w:pPr>
       <w:r>
         <w:rPr>
           <w:i/>
           <w:color w:val="888888"/>
-          <w:sz w:val="16"/>
+          <w:sz w:val="15"/>
+          <w:szCs w:val="21"/>
         </w:rPr>
         <w:t>Copyright © 2026 Ken Yoshida（吉田顕一）. All rights reserved. 本書の無断転載・複製・配布を禁じます。</w:t>
       </w:r>
@@ -6651,13 +6663,16 @@
         </w:rPr>
         <w:t>本書は続編・拡張版です。前作『</w:t>
       </w:r>
-      <w:r>
-        <w:rPr>
-          <w:b/>
-          <w:lang w:eastAsia="ja-JP"/>
-        </w:rPr>
-        <w:t>Cursor + ClaudeでiPhoneアプリ・Apple Watchフィットネスアプリを週末だけで作る方法</w:t>
-      </w:r>
+      <w:hyperlink r:id="rId8" w:history="1">
+        <w:r>
+          <w:rPr>
+            <w:rStyle w:val="aff"/>
+            <w:b/>
+            <w:lang w:eastAsia="ja-JP"/>
+          </w:rPr>
+          <w:t>Cursor + ClaudeでiPhoneアプリ・Apple Watchフィットネスアプリを週末だけで作る方法</w:t>
+        </w:r>
+      </w:hyperlink>
       <w:r>
         <w:rPr>
           <w:lang w:eastAsia="ja-JP"/>
@@ -6679,16 +6694,24 @@
       </w:pPr>
       <w:r>
         <w:rPr>
-          <w:b/>
-          <w:lang w:eastAsia="ja-JP"/>
-        </w:rPr>
-        <w:t>前作の詳細</w:t>
-      </w:r>
-      <w:r>
-        <w:rPr>
-          <w:lang w:eastAsia="ja-JP"/>
-        </w:rPr>
-        <w:t>については『Cursor + ClaudeでiPhoneアプリ・Apple Watchフィットネスアプリを週末だけで作る方法』（Amazon Kindle）を参照してください。本書では前作の内容を前提として話を進めます。</w:t>
+          <w:lang w:eastAsia="ja-JP"/>
+        </w:rPr>
+        <w:t>『Cursor + ClaudeでiPhoneアプリ・Apple Watchフィットネスアプリを週末だけで作る方法』（</w:t>
+      </w:r>
+      <w:hyperlink r:id="rId9" w:history="1">
+        <w:r>
+          <w:rPr>
+            <w:rStyle w:val="aff"/>
+            <w:lang w:eastAsia="ja-JP"/>
+          </w:rPr>
+          <w:t>Amazon Kindle</w:t>
+        </w:r>
+      </w:hyperlink>
+      <w:r>
+        <w:rPr>
+          <w:lang w:eastAsia="ja-JP"/>
+        </w:rPr>
+        <w:t>）を参照してください。本書では前作の内容を前提として話を進めます。</w:t>
       </w:r>
     </w:p>
     <w:p>
@@ -6727,6 +6750,27 @@
           <w:lang w:eastAsia="ja-JP"/>
         </w:rPr>
         <w:t>つのステップ</w:t>
+      </w:r>
+      <w:r>
+        <w:rPr>
+          <w:lang w:eastAsia="ja-JP"/>
+        </w:rPr>
+        <w:t xml:space="preserve"> </w:t>
+      </w:r>
+      <w:hyperlink r:id="rId10" w:history="1">
+        <w:r>
+          <w:rPr>
+            <w:rStyle w:val="aff"/>
+            <w:lang w:eastAsia="ja-JP"/>
+          </w:rPr>
+          <w:t>https://amzn.to/4vasDwc</w:t>
+        </w:r>
+      </w:hyperlink>
+      <w:r>
+        <w:rPr>
+          <w:lang w:eastAsia="ja-JP"/>
+        </w:rPr>
+        <w:t xml:space="preserve"> </w:t>
       </w:r>
     </w:p>
     <w:p>
@@ -22925,7 +22969,7 @@
                     <pic:cNvPicPr/>
                   </pic:nvPicPr>
                   <pic:blipFill>
-                    <a:blip r:embed="rId8"/>
+                    <a:blip r:embed="rId11"/>
                     <a:stretch>
                       <a:fillRect/>
                     </a:stretch>
@@ -26173,7 +26217,7 @@
                     <pic:cNvPicPr/>
                   </pic:nvPicPr>
                   <pic:blipFill>
-                    <a:blip r:embed="rId9"/>
+                    <a:blip r:embed="rId12"/>
                     <a:stretch>
                       <a:fillRect/>
                     </a:stretch>
@@ -32768,10 +32812,14 @@
     <w:p>
       <w:pPr>
         <w:spacing w:after="160" w:line="312" w:lineRule="auto"/>
+        <w:rPr>
+          <w:lang w:eastAsia="ja-JP"/>
+        </w:rPr>
       </w:pPr>
       <w:r>
         <w:rPr>
           <w:b/>
+          <w:lang w:eastAsia="ja-JP"/>
         </w:rPr>
         <w:t>説明文のテンプレート（Claude に書かせる）:</w:t>
       </w:r>
@@ -33518,7 +33566,7 @@
                     <pic:cNvPicPr/>
                   </pic:nvPicPr>
                   <pic:blipFill>
-                    <a:blip r:embed="rId10"/>
+                    <a:blip r:embed="rId13"/>
                     <a:stretch>
                       <a:fillRect/>
                     </a:stretch>
@@ -42078,7 +42126,7 @@
                     <pic:cNvPicPr/>
                   </pic:nvPicPr>
                   <pic:blipFill>
-                    <a:blip r:embed="rId11"/>
+                    <a:blip r:embed="rId14"/>
                     <a:stretch>
                       <a:fillRect/>
                     </a:stretch>
@@ -54626,11 +54674,20 @@
           <w:lang w:eastAsia="ja-JP"/>
         </w:rPr>
       </w:pPr>
-      <w:r>
-        <w:rPr>
-          <w:lang w:eastAsia="ja-JP"/>
-        </w:rPr>
-        <w:t>本書の前作にあたる技術書です。</w:t>
+      <w:hyperlink r:id="rId15" w:history="1">
+        <w:r>
+          <w:rPr>
+            <w:rStyle w:val="aff"/>
+            <w:lang w:eastAsia="ja-JP"/>
+          </w:rPr>
+          <w:t>本書の前作にあたる技術書</w:t>
+        </w:r>
+      </w:hyperlink>
+      <w:r>
+        <w:rPr>
+          <w:lang w:eastAsia="ja-JP"/>
+        </w:rPr>
+        <w:t>です。</w:t>
       </w:r>
       <w:r>
         <w:rPr>
@@ -54648,14 +54705,26 @@
     </w:p>
     <w:p>
       <w:pPr>
-        <w:pBdr>
-          <w:bottom w:val="single" w:sz="6" w:space="1" w:color="FF6600"/>
-        </w:pBdr>
-        <w:spacing w:before="80" w:after="80"/>
-        <w:rPr>
-          <w:lang w:eastAsia="ja-JP"/>
-        </w:rPr>
-      </w:pPr>
+        <w:spacing w:after="160" w:line="312" w:lineRule="auto"/>
+        <w:rPr>
+          <w:lang w:eastAsia="ja-JP"/>
+        </w:rPr>
+      </w:pPr>
+      <w:hyperlink r:id="rId16" w:history="1">
+        <w:r>
+          <w:rPr>
+            <w:rStyle w:val="aff"/>
+            <w:lang w:eastAsia="ja-JP"/>
+          </w:rPr>
+          <w:t>https://amzn.to/4vasDwc</w:t>
+        </w:r>
+      </w:hyperlink>
+      <w:r>
+        <w:rPr>
+          <w:lang w:eastAsia="ja-JP"/>
+        </w:rPr>
+        <w:t xml:space="preserve"> </w:t>
+      </w:r>
     </w:p>
     <w:p>
       <w:pPr>
@@ -54683,17 +54752,6 @@
         <w:br/>
         <w:t>それが前作のテーマです。AIコーディングエディタ Cursor と Claude を組み合わせることで、これが現実になります。</w:t>
       </w:r>
-    </w:p>
-    <w:p>
-      <w:pPr>
-        <w:pBdr>
-          <w:bottom w:val="single" w:sz="6" w:space="1" w:color="FF6600"/>
-        </w:pBdr>
-        <w:spacing w:before="80" w:after="80"/>
-        <w:rPr>
-          <w:lang w:eastAsia="ja-JP"/>
-        </w:rPr>
-      </w:pPr>
     </w:p>
     <w:p>
       <w:pPr>
@@ -55186,6 +55244,7 @@
         <w:rPr>
           <w:lang w:eastAsia="ja-JP"/>
         </w:rPr>
+        <w:lastRenderedPageBreak/>
         <w:t>著者からのメッセージ</w:t>
       </w:r>
     </w:p>
@@ -55308,7 +55367,7 @@
       </w:r>
     </w:p>
     <w:sectPr>
-      <w:footerReference w:type="default" r:id="rId12"/>
+      <w:footerReference w:type="default" r:id="rId17"/>
       <w:pgSz w:w="11906" w:h="14570"/>
       <w:pgMar w:top="1077" w:right="737" w:bottom="1077" w:left="1077" w:header="567" w:footer="567" w:gutter="0"/>
       <w:cols w:space="720"/>
@@ -67051,6 +67110,18 @@
       <w:u w:val="single"/>
     </w:rPr>
   </w:style>
+  <w:style w:type="character" w:styleId="aff0">
+    <w:name w:val="Unresolved Mention"/>
+    <w:basedOn w:val="a2"/>
+    <w:uiPriority w:val="99"/>
+    <w:semiHidden/>
+    <w:unhideWhenUsed/>
+    <w:rsid w:val="0066155F"/>
+    <w:rPr>
+      <w:color w:val="605E5C"/>
+      <w:shd w:val="clear" w:color="auto" w:fill="E1DFDD"/>
+    </w:rPr>
+  </w:style>
 </w:styles>
 </file>
 
